--- a/deliverables/Informe_de_alcance_y_limitaciones.docx
+++ b/deliverables/Informe_de_alcance_y_limitaciones.docx
@@ -64,8 +64,12 @@
       <w:r>
         <w:t xml:space="preserve"> 1.0</w:t>
       </w:r>
-    </w:p>
-    <w:p>
+      <w:r>
+        <w:br/>
+      </w:r>
+      <w:r>
+        <w:t xml:space="preserve"> </w:t>
+      </w:r>
       <w:r>
         <w:rPr>
           <w:b/>
@@ -75,8 +79,12 @@
       <w:r>
         <w:t xml:space="preserve"> Word como editor local restringido; APEX como motor de ejecución y exportación</w:t>
       </w:r>
-    </w:p>
-    <w:p>
+      <w:r>
+        <w:br/>
+      </w:r>
+      <w:r>
+        <w:t xml:space="preserve"> </w:t>
+      </w:r>
       <w:r>
         <w:rPr>
           <w:b/>
@@ -144,64 +152,107 @@
     </w:p>
     <w:p>
       <w:pPr>
-        <w:pStyle w:val="ListBullet"/>
+        <w:spacing w:after="60"/>
+        <w:ind w:left="369" w:hanging="255"/>
       </w:pPr>
+      <w:r>
+        <w:t xml:space="preserve">• </w:t>
+      </w:r>
       <w:r>
         <w:t>Autoría visual básica en Word para personal de Informática.</w:t>
       </w:r>
     </w:p>
     <w:p>
       <w:pPr>
-        <w:pStyle w:val="ListBullet"/>
+        <w:spacing w:after="60"/>
+        <w:ind w:left="369" w:hanging="255"/>
       </w:pPr>
       <w:r>
-        <w:t>Un compilador local con CLI e interfaz gráfica opcional.</w:t>
+        <w:t xml:space="preserve">• </w:t>
+      </w:r>
+      <w:r>
+        <w:t xml:space="preserve">Un compilador local con CLI e interfaz gráfica, abrible con un acceso directo portable, que indica tras compilar qué subir a APEX y dónde, y que puede generar un proyecto inicial desde el DOCX con Page Items </w:t>
+      </w:r>
+      <w:r>
+        <w:rPr>
+          <w:rFonts w:ascii="Consolas" w:hAnsi="Consolas"/>
+          <w:color w:val="233648"/>
+          <w:sz w:val="16"/>
+        </w:rPr>
+        <w:t>PXX_</w:t>
+      </w:r>
+      <w:r>
+        <w:t>.</w:t>
       </w:r>
     </w:p>
     <w:p>
       <w:pPr>
-        <w:pStyle w:val="ListBullet"/>
+        <w:spacing w:after="60"/>
+        <w:ind w:left="369" w:hanging="255"/>
       </w:pPr>
+      <w:r>
+        <w:t xml:space="preserve">• </w:t>
+      </w:r>
       <w:r>
         <w:t>Consulta SQL de solo lectura con parámetros tipados enlazados a Page Items.</w:t>
       </w:r>
     </w:p>
     <w:p>
       <w:pPr>
-        <w:pStyle w:val="ListBullet"/>
+        <w:spacing w:after="60"/>
+        <w:ind w:left="369" w:hanging="255"/>
       </w:pPr>
+      <w:r>
+        <w:t xml:space="preserve">• </w:t>
+      </w:r>
       <w:r>
         <w:t>Configuración por reporte sin crear un package PL/SQL distinto para cada diseño.</w:t>
       </w:r>
     </w:p>
     <w:p>
       <w:pPr>
-        <w:pStyle w:val="ListBullet"/>
+        <w:spacing w:after="60"/>
+        <w:ind w:left="369" w:hanging="255"/>
       </w:pPr>
+      <w:r>
+        <w:t xml:space="preserve">• </w:t>
+      </w:r>
       <w:r>
         <w:t>PDF y XLSX mediante capacidades nativas de APEX 24.2.</w:t>
       </w:r>
     </w:p>
     <w:p>
       <w:pPr>
-        <w:pStyle w:val="ListBullet"/>
+        <w:spacing w:after="60"/>
+        <w:ind w:left="369" w:hanging="255"/>
       </w:pPr>
+      <w:r>
+        <w:t xml:space="preserve">• </w:t>
+      </w:r>
       <w:r>
         <w:t>Exclusiones y anchos de columnas configurados por alias.</w:t>
       </w:r>
     </w:p>
     <w:p>
       <w:pPr>
-        <w:pStyle w:val="ListBullet"/>
+        <w:spacing w:after="60"/>
+        <w:ind w:left="369" w:hanging="255"/>
       </w:pPr>
+      <w:r>
+        <w:t xml:space="preserve">• </w:t>
+      </w:r>
       <w:r>
         <w:t>Resolución explícita de display values de LOV mediante SQL.</w:t>
       </w:r>
     </w:p>
     <w:p>
       <w:pPr>
-        <w:pStyle w:val="ListBullet"/>
+        <w:spacing w:after="60"/>
+        <w:ind w:left="369" w:hanging="255"/>
       </w:pPr>
+      <w:r>
+        <w:t xml:space="preserve">• </w:t>
+      </w:r>
       <w:r>
         <w:t xml:space="preserve">Conservación de las operaciones existentes </w:t>
       </w:r>
@@ -230,16 +281,24 @@
     </w:p>
     <w:p>
       <w:pPr>
-        <w:pStyle w:val="ListBullet"/>
+        <w:spacing w:after="60"/>
+        <w:ind w:left="369" w:hanging="255"/>
       </w:pPr>
+      <w:r>
+        <w:t xml:space="preserve">• </w:t>
+      </w:r>
       <w:r>
         <w:t>Validación defensiva de DOCX, SQL, configuración y consistencia de columnas.</w:t>
       </w:r>
     </w:p>
     <w:p>
       <w:pPr>
-        <w:pStyle w:val="ListBullet"/>
+        <w:spacing w:after="60"/>
+        <w:ind w:left="369" w:hanging="255"/>
       </w:pPr>
+      <w:r>
+        <w:t xml:space="preserve">• </w:t>
+      </w:r>
       <w:r>
         <w:t>Generación determinista y transaccional de artefactos.</w:t>
       </w:r>
@@ -309,6 +368,7 @@
           </w:tcPr>
           <w:p>
             <w:pPr>
+              <w:keepNext/>
               <w:spacing w:after="0"/>
             </w:pPr>
             <w:r>
@@ -336,6 +396,7 @@
           </w:tcPr>
           <w:p>
             <w:pPr>
+              <w:keepNext/>
               <w:spacing w:after="0"/>
             </w:pPr>
             <w:r>
@@ -368,6 +429,7 @@
           </w:tcPr>
           <w:p>
             <w:pPr>
+              <w:keepNext/>
               <w:spacing w:after="0"/>
             </w:pPr>
             <w:r>
@@ -394,6 +456,7 @@
           </w:tcPr>
           <w:p>
             <w:pPr>
+              <w:keepNext/>
               <w:spacing w:after="0"/>
             </w:pPr>
             <w:r>
@@ -424,6 +487,7 @@
           </w:tcPr>
           <w:p>
             <w:pPr>
+              <w:keepNext/>
               <w:spacing w:after="0"/>
             </w:pPr>
             <w:r>
@@ -450,6 +514,7 @@
           </w:tcPr>
           <w:p>
             <w:pPr>
+              <w:keepNext/>
               <w:spacing w:after="0"/>
             </w:pPr>
             <w:r>
@@ -540,6 +605,7 @@
     </w:p>
     <w:p>
       <w:pPr>
+        <w:spacing w:after="60"/>
         <w:ind w:left="369" w:hanging="255"/>
       </w:pPr>
       <w:r>
@@ -551,6 +617,7 @@
     </w:p>
     <w:p>
       <w:pPr>
+        <w:spacing w:after="60"/>
         <w:ind w:left="369" w:hanging="255"/>
       </w:pPr>
       <w:r>
@@ -573,6 +640,7 @@
     </w:p>
     <w:p>
       <w:pPr>
+        <w:spacing w:after="60"/>
         <w:ind w:left="369" w:hanging="255"/>
       </w:pPr>
       <w:r>
@@ -584,6 +652,7 @@
     </w:p>
     <w:p>
       <w:pPr>
+        <w:spacing w:after="60"/>
         <w:ind w:left="369" w:hanging="255"/>
       </w:pPr>
       <w:r>
@@ -603,6 +672,7 @@
     </w:p>
     <w:p>
       <w:pPr>
+        <w:spacing w:after="60"/>
         <w:ind w:left="369" w:hanging="255"/>
       </w:pPr>
       <w:r>
@@ -614,6 +684,7 @@
     </w:p>
     <w:p>
       <w:pPr>
+        <w:spacing w:after="60"/>
         <w:ind w:left="369" w:hanging="255"/>
       </w:pPr>
       <w:r>
@@ -633,6 +704,7 @@
     </w:p>
     <w:p>
       <w:pPr>
+        <w:spacing w:after="60"/>
         <w:ind w:left="369" w:hanging="255"/>
       </w:pPr>
       <w:r>
@@ -700,8 +772,12 @@
     </w:p>
     <w:p>
       <w:pPr>
-        <w:pStyle w:val="ListBullet"/>
+        <w:spacing w:after="60"/>
+        <w:ind w:left="369" w:hanging="255"/>
       </w:pPr>
+      <w:r>
+        <w:t xml:space="preserve">• </w:t>
+      </w:r>
       <w:r>
         <w:t xml:space="preserve">Una consulta </w:t>
       </w:r>
@@ -730,56 +806,84 @@
     </w:p>
     <w:p>
       <w:pPr>
-        <w:pStyle w:val="ListBullet"/>
+        <w:spacing w:after="60"/>
+        <w:ind w:left="369" w:hanging="255"/>
       </w:pPr>
+      <w:r>
+        <w:t xml:space="preserve">• </w:t>
+      </w:r>
       <w:r>
         <w:t>Un título centrado.</w:t>
       </w:r>
     </w:p>
     <w:p>
       <w:pPr>
-        <w:pStyle w:val="ListBullet"/>
+        <w:spacing w:after="60"/>
+        <w:ind w:left="369" w:hanging="255"/>
       </w:pPr>
+      <w:r>
+        <w:t xml:space="preserve">• </w:t>
+      </w:r>
       <w:r>
         <w:t>Campos escalares controlados en encabezado o pie.</w:t>
       </w:r>
     </w:p>
     <w:p>
       <w:pPr>
-        <w:pStyle w:val="ListBullet"/>
+        <w:spacing w:after="60"/>
+        <w:ind w:left="369" w:hanging="255"/>
       </w:pPr>
+      <w:r>
+        <w:t xml:space="preserve">• </w:t>
+      </w:r>
       <w:r>
         <w:t>Una tabla principal de 1 a 50 columnas dinámicas.</w:t>
       </w:r>
     </w:p>
     <w:p>
       <w:pPr>
-        <w:pStyle w:val="ListBullet"/>
+        <w:spacing w:after="60"/>
+        <w:ind w:left="369" w:hanging="255"/>
       </w:pPr>
+      <w:r>
+        <w:t xml:space="preserve">• </w:t>
+      </w:r>
       <w:r>
         <w:t>Un pie textual, recomendado para usuario y fecha.</w:t>
       </w:r>
     </w:p>
     <w:p>
       <w:pPr>
-        <w:pStyle w:val="ListBullet"/>
+        <w:spacing w:after="60"/>
+        <w:ind w:left="369" w:hanging="255"/>
       </w:pPr>
+      <w:r>
+        <w:t xml:space="preserve">• </w:t>
+      </w:r>
       <w:r>
         <w:t>Fuentes equivalentes a Helvetica, Times y Courier.</w:t>
       </w:r>
     </w:p>
     <w:p>
       <w:pPr>
-        <w:pStyle w:val="ListBullet"/>
+        <w:spacing w:after="60"/>
+        <w:ind w:left="369" w:hanging="255"/>
       </w:pPr>
+      <w:r>
+        <w:t xml:space="preserve">• </w:t>
+      </w:r>
       <w:r>
         <w:t>Tamaños, negrita, colores, fondos, alineación y bordes simples.</w:t>
       </w:r>
     </w:p>
     <w:p>
       <w:pPr>
-        <w:pStyle w:val="ListBullet"/>
+        <w:spacing w:after="60"/>
+        <w:ind w:left="369" w:hanging="255"/>
       </w:pPr>
+      <w:r>
+        <w:t xml:space="preserve">• </w:t>
+      </w:r>
       <w:r>
         <w:t xml:space="preserve">Binds </w:t>
       </w:r>
@@ -830,32 +934,48 @@
     </w:p>
     <w:p>
       <w:pPr>
-        <w:pStyle w:val="ListBullet"/>
+        <w:spacing w:after="60"/>
+        <w:ind w:left="369" w:hanging="255"/>
       </w:pPr>
+      <w:r>
+        <w:t xml:space="preserve">• </w:t>
+      </w:r>
       <w:r>
         <w:t>Page Items globales o de página.</w:t>
       </w:r>
     </w:p>
     <w:p>
       <w:pPr>
-        <w:pStyle w:val="ListBullet"/>
+        <w:spacing w:after="60"/>
+        <w:ind w:left="369" w:hanging="255"/>
       </w:pPr>
+      <w:r>
+        <w:t xml:space="preserve">• </w:t>
+      </w:r>
       <w:r>
         <w:t>Máximo configurable de filas.</w:t>
       </w:r>
     </w:p>
     <w:p>
       <w:pPr>
-        <w:pStyle w:val="ListBullet"/>
+        <w:spacing w:after="60"/>
+        <w:ind w:left="369" w:hanging="255"/>
       </w:pPr>
+      <w:r>
+        <w:t xml:space="preserve">• </w:t>
+      </w:r>
       <w:r>
         <w:t>Columnas excluidas por alias.</w:t>
       </w:r>
     </w:p>
     <w:p>
       <w:pPr>
-        <w:pStyle w:val="ListBullet"/>
+        <w:spacing w:after="60"/>
+        <w:ind w:left="369" w:hanging="255"/>
       </w:pPr>
+      <w:r>
+        <w:t xml:space="preserve">• </w:t>
+      </w:r>
       <w:r>
         <w:t xml:space="preserve">Anchos </w:t>
       </w:r>
@@ -895,16 +1015,24 @@
     </w:p>
     <w:p>
       <w:pPr>
-        <w:pStyle w:val="ListBullet"/>
+        <w:spacing w:after="60"/>
+        <w:ind w:left="369" w:hanging="255"/>
       </w:pPr>
+      <w:r>
+        <w:t xml:space="preserve">• </w:t>
+      </w:r>
       <w:r>
         <w:t>Formatos PDF y XLSX dentro de las capacidades de APEX.</w:t>
       </w:r>
     </w:p>
     <w:p>
       <w:pPr>
-        <w:pStyle w:val="ListBullet"/>
+        <w:spacing w:after="60"/>
+        <w:ind w:left="369" w:hanging="255"/>
       </w:pPr>
+      <w:r>
+        <w:t xml:space="preserve">• </w:t>
+      </w:r>
       <w:r>
         <w:t>Modo estricto y modo compatible del compilador.</w:t>
       </w:r>
@@ -920,96 +1048,144 @@
     </w:p>
     <w:p>
       <w:pPr>
-        <w:pStyle w:val="ListBullet"/>
+        <w:spacing w:after="60"/>
+        <w:ind w:left="369" w:hanging="255"/>
       </w:pPr>
+      <w:r>
+        <w:t xml:space="preserve">• </w:t>
+      </w:r>
       <w:r>
         <w:t>Conversión fiel de DOCX a PDF.</w:t>
       </w:r>
     </w:p>
     <w:p>
       <w:pPr>
-        <w:pStyle w:val="ListBullet"/>
+        <w:spacing w:after="60"/>
+        <w:ind w:left="369" w:hanging="255"/>
       </w:pPr>
+      <w:r>
+        <w:t xml:space="preserve">• </w:t>
+      </w:r>
       <w:r>
         <w:t>Word o LibreOffice automatizado en servidor.</w:t>
       </w:r>
     </w:p>
     <w:p>
       <w:pPr>
-        <w:pStyle w:val="ListBullet"/>
+        <w:spacing w:after="60"/>
+        <w:ind w:left="369" w:hanging="255"/>
       </w:pPr>
+      <w:r>
+        <w:t xml:space="preserve">• </w:t>
+      </w:r>
       <w:r>
         <w:t>Imágenes, logotipos, gráficos, formas y WordArt.</w:t>
       </w:r>
     </w:p>
     <w:p>
       <w:pPr>
-        <w:pStyle w:val="ListBullet"/>
+        <w:spacing w:after="60"/>
+        <w:ind w:left="369" w:hanging="255"/>
       </w:pPr>
+      <w:r>
+        <w:t xml:space="preserve">• </w:t>
+      </w:r>
       <w:r>
         <w:t>Varias tablas, tablas anidadas, celdas combinadas o subreportes.</w:t>
       </w:r>
     </w:p>
     <w:p>
       <w:pPr>
-        <w:pStyle w:val="ListBullet"/>
+        <w:spacing w:after="60"/>
+        <w:ind w:left="369" w:hanging="255"/>
       </w:pPr>
+      <w:r>
+        <w:t xml:space="preserve">• </w:t>
+      </w:r>
       <w:r>
         <w:t>Maestros-detalles y múltiples datasets independientes.</w:t>
       </w:r>
     </w:p>
     <w:p>
       <w:pPr>
-        <w:pStyle w:val="ListBullet"/>
+        <w:spacing w:after="60"/>
+        <w:ind w:left="369" w:hanging="255"/>
       </w:pPr>
+      <w:r>
+        <w:t xml:space="preserve">• </w:t>
+      </w:r>
       <w:r>
         <w:t>Macros, VBA, campos ejecutables y expresiones dentro de Word.</w:t>
       </w:r>
     </w:p>
     <w:p>
       <w:pPr>
-        <w:pStyle w:val="ListBullet"/>
+        <w:spacing w:after="60"/>
+        <w:ind w:left="369" w:hanging="255"/>
       </w:pPr>
+      <w:r>
+        <w:t xml:space="preserve">• </w:t>
+      </w:r>
       <w:r>
         <w:t>PL/SQL arbitrario como fuente de datos.</w:t>
       </w:r>
     </w:p>
     <w:p>
       <w:pPr>
-        <w:pStyle w:val="ListBullet"/>
+        <w:spacing w:after="60"/>
+        <w:ind w:left="369" w:hanging="255"/>
       </w:pPr>
+      <w:r>
+        <w:t xml:space="preserve">• </w:t>
+      </w:r>
       <w:r>
         <w:t>DML, DDL o SQL construido desde texto aportado por usuarios.</w:t>
       </w:r>
     </w:p>
     <w:p>
       <w:pPr>
-        <w:pStyle w:val="ListBullet"/>
+        <w:spacing w:after="60"/>
+        <w:ind w:left="369" w:hanging="255"/>
       </w:pPr>
+      <w:r>
+        <w:t xml:space="preserve">• </w:t>
+      </w:r>
       <w:r>
         <w:t>Compatibilidad completa con Oracle Reports, BI Publisher o AOP.</w:t>
       </w:r>
     </w:p>
     <w:p>
       <w:pPr>
-        <w:pStyle w:val="ListBullet"/>
+        <w:spacing w:after="60"/>
+        <w:ind w:left="369" w:hanging="255"/>
       </w:pPr>
+      <w:r>
+        <w:t xml:space="preserve">• </w:t>
+      </w:r>
       <w:r>
         <w:t>Deducción automática del display value de LOV desde metadatos del IG.</w:t>
       </w:r>
     </w:p>
     <w:p>
       <w:pPr>
-        <w:pStyle w:val="ListBullet"/>
+        <w:spacing w:after="60"/>
+        <w:ind w:left="369" w:hanging="255"/>
       </w:pPr>
+      <w:r>
+        <w:t xml:space="preserve">• </w:t>
+      </w:r>
       <w:r>
         <w:t>Edición de plantillas por usuarios finales.</w:t>
       </w:r>
     </w:p>
     <w:p>
       <w:pPr>
-        <w:pStyle w:val="ListBullet"/>
+        <w:spacing w:after="60"/>
+        <w:ind w:left="369" w:hanging="255"/>
       </w:pPr>
+      <w:r>
+        <w:t xml:space="preserve">• </w:t>
+      </w:r>
       <w:r>
         <w:t>Papel seleccionable por la API; la versión final usa A4.</w:t>
       </w:r>
@@ -1576,6 +1752,7 @@
           </w:tcPr>
           <w:p>
             <w:pPr>
+              <w:keepNext/>
               <w:spacing w:after="0"/>
             </w:pPr>
             <w:r>
@@ -1603,6 +1780,7 @@
           </w:tcPr>
           <w:p>
             <w:pPr>
+              <w:keepNext/>
               <w:spacing w:after="0"/>
             </w:pPr>
             <w:r>
@@ -1635,6 +1813,7 @@
           </w:tcPr>
           <w:p>
             <w:pPr>
+              <w:keepNext/>
               <w:spacing w:after="0"/>
             </w:pPr>
             <w:r>
@@ -1661,6 +1840,7 @@
           </w:tcPr>
           <w:p>
             <w:pPr>
+              <w:keepNext/>
               <w:spacing w:after="0"/>
             </w:pPr>
             <w:r>
@@ -1691,6 +1871,7 @@
           </w:tcPr>
           <w:p>
             <w:pPr>
+              <w:keepNext/>
               <w:spacing w:after="0"/>
             </w:pPr>
             <w:r>
@@ -1717,6 +1898,7 @@
           </w:tcPr>
           <w:p>
             <w:pPr>
+              <w:keepNext/>
               <w:spacing w:after="0"/>
             </w:pPr>
             <w:r>
@@ -1864,24 +2046,36 @@
     </w:p>
     <w:p>
       <w:pPr>
-        <w:pStyle w:val="ListBullet"/>
+        <w:spacing w:after="60"/>
+        <w:ind w:left="369" w:hanging="255"/>
       </w:pPr>
+      <w:r>
+        <w:t xml:space="preserve">• </w:t>
+      </w:r>
       <w:r>
         <w:t>DOCX, SQL y JSON son artefactos administrados por Informática.</w:t>
       </w:r>
     </w:p>
     <w:p>
       <w:pPr>
-        <w:pStyle w:val="ListBullet"/>
+        <w:spacing w:after="60"/>
+        <w:ind w:left="369" w:hanging="255"/>
       </w:pPr>
+      <w:r>
+        <w:t xml:space="preserve">• </w:t>
+      </w:r>
       <w:r>
         <w:t>El usuario final solo aporta valores mediante Page Items autorizados.</w:t>
       </w:r>
     </w:p>
     <w:p>
       <w:pPr>
-        <w:pStyle w:val="ListBullet"/>
+        <w:spacing w:after="60"/>
+        <w:ind w:left="369" w:hanging="255"/>
       </w:pPr>
+      <w:r>
+        <w:t xml:space="preserve">• </w:t>
+      </w:r>
       <w:r>
         <w:t>Ningún usuario final puede suministrar el texto SQL, estilos, columnas o plantilla.</w:t>
       </w:r>
@@ -1897,72 +2091,177 @@
     </w:p>
     <w:p>
       <w:pPr>
-        <w:pStyle w:val="ListBullet"/>
+        <w:spacing w:after="60"/>
+        <w:ind w:left="369" w:hanging="255"/>
       </w:pPr>
+      <w:r>
+        <w:t xml:space="preserve">• </w:t>
+      </w:r>
       <w:r>
         <w:t>Inspección defensiva del contenedor ZIP/OOXML antes de analizar Word.</w:t>
       </w:r>
     </w:p>
     <w:p>
       <w:pPr>
-        <w:pStyle w:val="ListBullet"/>
+        <w:spacing w:after="60"/>
+        <w:ind w:left="369" w:hanging="255"/>
       </w:pPr>
+      <w:r>
+        <w:t xml:space="preserve">• </w:t>
+      </w:r>
       <w:r>
         <w:t>Rechazo de macros, contenido externo y estructuras no admitidas.</w:t>
       </w:r>
     </w:p>
     <w:p>
       <w:pPr>
-        <w:pStyle w:val="ListBullet"/>
+        <w:spacing w:after="60"/>
+        <w:ind w:left="369" w:hanging="255"/>
       </w:pPr>
+      <w:r>
+        <w:t xml:space="preserve">• </w:t>
+      </w:r>
       <w:r>
         <w:t>SQL limitado a una consulta y revisión adicional en servidor.</w:t>
       </w:r>
     </w:p>
     <w:p>
       <w:pPr>
-        <w:pStyle w:val="ListBullet"/>
+        <w:spacing w:after="60"/>
+        <w:ind w:left="369" w:hanging="255"/>
       </w:pPr>
+      <w:r>
+        <w:t xml:space="preserve">• </w:t>
+      </w:r>
       <w:r>
         <w:t>Valores enlazados, nunca concatenados.</w:t>
       </w:r>
     </w:p>
     <w:p>
       <w:pPr>
-        <w:pStyle w:val="ListBullet"/>
+        <w:spacing w:after="60"/>
+        <w:ind w:left="369" w:hanging="255"/>
       </w:pPr>
+      <w:r>
+        <w:t xml:space="preserve">• </w:t>
+      </w:r>
       <w:r>
         <w:t>Validación de nombres de binds, items, columnas, tipos y formatos.</w:t>
       </w:r>
     </w:p>
     <w:p>
       <w:pPr>
-        <w:pStyle w:val="ListBullet"/>
+        <w:spacing w:after="60"/>
+        <w:ind w:left="369" w:hanging="255"/>
       </w:pPr>
       <w:r>
-        <w:t>Lista cerrada de estilos, fuentes, colores y orientaciones.</w:t>
+        <w:t xml:space="preserve">• </w:t>
+      </w:r>
+      <w:r>
+        <w:t xml:space="preserve">Rechazo de la sustitución </w:t>
+      </w:r>
+      <w:r>
+        <w:rPr>
+          <w:rFonts w:ascii="Consolas" w:hAnsi="Consolas"/>
+          <w:color w:val="233648"/>
+          <w:sz w:val="16"/>
+        </w:rPr>
+        <w:t>&amp;ITEM.</w:t>
+      </w:r>
+      <w:r>
+        <w:t xml:space="preserve"> en el SQL y emisión de </w:t>
+      </w:r>
+      <w:r>
+        <w:rPr>
+          <w:rFonts w:ascii="Consolas" w:hAnsi="Consolas"/>
+          <w:color w:val="233648"/>
+          <w:sz w:val="16"/>
+        </w:rPr>
+        <w:t>&amp;</w:t>
+      </w:r>
+      <w:r>
+        <w:t xml:space="preserve"> como </w:t>
+      </w:r>
+      <w:r>
+        <w:rPr>
+          <w:rFonts w:ascii="Consolas" w:hAnsi="Consolas"/>
+          <w:color w:val="233648"/>
+          <w:sz w:val="16"/>
+        </w:rPr>
+        <w:t>chr(38)</w:t>
+      </w:r>
+      <w:r>
+        <w:t>, para que APEX no incruste valores de sesión en el código del proceso.</w:t>
       </w:r>
     </w:p>
     <w:p>
       <w:pPr>
-        <w:pStyle w:val="ListBullet"/>
+        <w:spacing w:after="60"/>
+        <w:ind w:left="369" w:hanging="255"/>
       </w:pPr>
       <w:r>
-        <w:t>Límite de filas y tamaños de entrada.</w:t>
+        <w:t xml:space="preserve">• </w:t>
+      </w:r>
+      <w:r>
+        <w:t>Rechazo de nombres reservados de APEX como binds lógicos.</w:t>
       </w:r>
     </w:p>
     <w:p>
       <w:pPr>
-        <w:pStyle w:val="ListBullet"/>
+        <w:spacing w:after="60"/>
+        <w:ind w:left="369" w:hanging="255"/>
       </w:pPr>
       <w:r>
-        <w:t>Saneamiento del nombre de archivo.</w:t>
+        <w:t xml:space="preserve">• </w:t>
+      </w:r>
+      <w:r>
+        <w:t>Límites de longitud medidos en bytes UTF-8, igual que los tipos del package.</w:t>
       </w:r>
     </w:p>
     <w:p>
       <w:pPr>
-        <w:pStyle w:val="ListBullet"/>
+        <w:spacing w:after="60"/>
+        <w:ind w:left="369" w:hanging="255"/>
       </w:pPr>
+      <w:r>
+        <w:t xml:space="preserve">• </w:t>
+      </w:r>
+      <w:r>
+        <w:t>Lista cerrada de estilos, fuentes, colores y orientaciones.</w:t>
+      </w:r>
+    </w:p>
+    <w:p>
+      <w:pPr>
+        <w:spacing w:after="60"/>
+        <w:ind w:left="369" w:hanging="255"/>
+      </w:pPr>
+      <w:r>
+        <w:t xml:space="preserve">• </w:t>
+      </w:r>
+      <w:r>
+        <w:t>Límite de filas y tamaños de entrada.</w:t>
+      </w:r>
+    </w:p>
+    <w:p>
+      <w:pPr>
+        <w:spacing w:after="60"/>
+        <w:ind w:left="369" w:hanging="255"/>
+      </w:pPr>
+      <w:r>
+        <w:t xml:space="preserve">• </w:t>
+      </w:r>
+      <w:r>
+        <w:t>Saneamiento del nombre de archivo.</w:t>
+      </w:r>
+    </w:p>
+    <w:p>
+      <w:pPr>
+        <w:spacing w:after="60"/>
+        <w:ind w:left="369" w:hanging="255"/>
+      </w:pPr>
+      <w:r>
+        <w:t xml:space="preserve">• </w:t>
+      </w:r>
       <w:r>
         <w:rPr>
           <w:rFonts w:ascii="Consolas" w:hAnsi="Consolas"/>
@@ -1977,8 +2276,12 @@
     </w:p>
     <w:p>
       <w:pPr>
-        <w:pStyle w:val="ListBullet"/>
+        <w:spacing w:after="60"/>
+        <w:ind w:left="369" w:hanging="255"/>
       </w:pPr>
+      <w:r>
+        <w:t xml:space="preserve">• </w:t>
+      </w:r>
       <w:r>
         <w:t>Errores funcionales que evitan revelar valores sensibles.</w:t>
       </w:r>
@@ -2119,13 +2422,15 @@
       <w:r>
         <w:t>PDF es el formato visual principal. Algunos atributos de página o estilo no tienen un equivalente idéntico en XLSX.</w:t>
       </w:r>
-    </w:p>
-    <w:p>
+      <w:r>
+        <w:t xml:space="preserve"> </w:t>
+      </w:r>
       <w:r>
         <w:t>En particular, XLSX no garantiza encabezado o pie de página, orientación ni</w:t>
       </w:r>
-    </w:p>
-    <w:p>
+      <w:r>
+        <w:t xml:space="preserve"> </w:t>
+      </w:r>
       <w:r>
         <w:t>anchos idénticos a los observados en el PDF.</w:t>
       </w:r>
@@ -2141,56 +2446,84 @@
     </w:p>
     <w:p>
       <w:pPr>
-        <w:pStyle w:val="ListBullet"/>
+        <w:spacing w:after="60"/>
+        <w:ind w:left="369" w:hanging="255"/>
       </w:pPr>
+      <w:r>
+        <w:t xml:space="preserve">• </w:t>
+      </w:r>
       <w:r>
         <w:t>Instalar un solo paquete común por esquema.</w:t>
       </w:r>
     </w:p>
     <w:p>
       <w:pPr>
-        <w:pStyle w:val="ListBullet"/>
+        <w:spacing w:after="60"/>
+        <w:ind w:left="369" w:hanging="255"/>
       </w:pPr>
+      <w:r>
+        <w:t xml:space="preserve">• </w:t>
+      </w:r>
       <w:r>
         <w:t>Versionar plantilla, SQL, configuración y resultados compilados.</w:t>
       </w:r>
     </w:p>
     <w:p>
       <w:pPr>
-        <w:pStyle w:val="ListBullet"/>
+        <w:spacing w:after="60"/>
+        <w:ind w:left="369" w:hanging="255"/>
       </w:pPr>
+      <w:r>
+        <w:t xml:space="preserve">• </w:t>
+      </w:r>
       <w:r>
         <w:t>Revisar cada cambio de SQL y manifest como código.</w:t>
       </w:r>
     </w:p>
     <w:p>
       <w:pPr>
-        <w:pStyle w:val="ListBullet"/>
+        <w:spacing w:after="60"/>
+        <w:ind w:left="369" w:hanging="255"/>
       </w:pPr>
+      <w:r>
+        <w:t xml:space="preserve">• </w:t>
+      </w:r>
       <w:r>
         <w:t>Recompilar después de cualquier cambio de diseño o contrato.</w:t>
       </w:r>
     </w:p>
     <w:p>
       <w:pPr>
-        <w:pStyle w:val="ListBullet"/>
+        <w:spacing w:after="60"/>
+        <w:ind w:left="369" w:hanging="255"/>
       </w:pPr>
+      <w:r>
+        <w:t xml:space="preserve">• </w:t>
+      </w:r>
       <w:r>
         <w:t>Conservar el último resultado válido; la compilación fallida no lo sustituye.</w:t>
       </w:r>
     </w:p>
     <w:p>
       <w:pPr>
-        <w:pStyle w:val="ListBullet"/>
+        <w:spacing w:after="60"/>
+        <w:ind w:left="369" w:hanging="255"/>
       </w:pPr>
+      <w:r>
+        <w:t xml:space="preserve">• </w:t>
+      </w:r>
       <w:r>
         <w:t>Mantener una matriz de compatibilidad entre versión del compilador y package.</w:t>
       </w:r>
     </w:p>
     <w:p>
       <w:pPr>
-        <w:pStyle w:val="ListBullet"/>
+        <w:spacing w:after="60"/>
+        <w:ind w:left="369" w:hanging="255"/>
       </w:pPr>
+      <w:r>
+        <w:t xml:space="preserve">• </w:t>
+      </w:r>
       <w:r>
         <w:t xml:space="preserve">Probar regresión de </w:t>
       </w:r>
@@ -2243,48 +2576,72 @@
     </w:p>
     <w:p>
       <w:pPr>
-        <w:pStyle w:val="ListBullet"/>
+        <w:spacing w:after="60"/>
+        <w:ind w:left="369" w:hanging="255"/>
       </w:pPr>
+      <w:r>
+        <w:t xml:space="preserve">• </w:t>
+      </w:r>
       <w:r>
         <w:t>compilar el package y body contra APEX 24.2;</w:t>
       </w:r>
     </w:p>
     <w:p>
       <w:pPr>
-        <w:pStyle w:val="ListBullet"/>
+        <w:spacing w:after="60"/>
+        <w:ind w:left="369" w:hanging="255"/>
       </w:pPr>
+      <w:r>
+        <w:t xml:space="preserve">• </w:t>
+      </w:r>
       <w:r>
         <w:t>generar PDF y XLSX reales;</w:t>
       </w:r>
     </w:p>
     <w:p>
       <w:pPr>
-        <w:pStyle w:val="ListBullet"/>
+        <w:spacing w:after="60"/>
+        <w:ind w:left="369" w:hanging="255"/>
       </w:pPr>
+      <w:r>
+        <w:t xml:space="preserve">• </w:t>
+      </w:r>
       <w:r>
         <w:t>validar cero filas, máximo de filas y conversiones erróneas;</w:t>
       </w:r>
     </w:p>
     <w:p>
       <w:pPr>
-        <w:pStyle w:val="ListBullet"/>
+        <w:spacing w:after="60"/>
+        <w:ind w:left="369" w:hanging="255"/>
       </w:pPr>
+      <w:r>
+        <w:t xml:space="preserve">• </w:t>
+      </w:r>
       <w:r>
         <w:t>confirmar orientación y anchos con datos representativos;</w:t>
       </w:r>
     </w:p>
     <w:p>
       <w:pPr>
-        <w:pStyle w:val="ListBullet"/>
+        <w:spacing w:after="60"/>
+        <w:ind w:left="369" w:hanging="255"/>
       </w:pPr>
+      <w:r>
+        <w:t xml:space="preserve">• </w:t>
+      </w:r>
       <w:r>
         <w:t>confirmar session state y autorizaciones;</w:t>
       </w:r>
     </w:p>
     <w:p>
       <w:pPr>
-        <w:pStyle w:val="ListBullet"/>
+        <w:spacing w:after="60"/>
+        <w:ind w:left="369" w:hanging="255"/>
       </w:pPr>
+      <w:r>
+        <w:t xml:space="preserve">• </w:t>
+      </w:r>
       <w:r>
         <w:t>ejecutar regresión de las descargas IG existentes.</w:t>
       </w:r>
@@ -2329,6 +2686,7 @@
           </w:tcPr>
           <w:p>
             <w:pPr>
+              <w:keepNext/>
               <w:spacing w:after="0"/>
             </w:pPr>
             <w:r>
@@ -2356,6 +2714,7 @@
           </w:tcPr>
           <w:p>
             <w:pPr>
+              <w:keepNext/>
               <w:spacing w:after="0"/>
             </w:pPr>
             <w:r>
@@ -2388,6 +2747,7 @@
           </w:tcPr>
           <w:p>
             <w:pPr>
+              <w:keepNext/>
               <w:spacing w:after="0"/>
             </w:pPr>
             <w:r>
@@ -2413,6 +2773,7 @@
           </w:tcPr>
           <w:p>
             <w:pPr>
+              <w:keepNext/>
               <w:spacing w:after="0"/>
             </w:pPr>
             <w:r>
@@ -2466,6 +2827,7 @@
           </w:tcPr>
           <w:p>
             <w:pPr>
+              <w:keepNext/>
               <w:spacing w:after="0"/>
             </w:pPr>
             <w:r>
@@ -2491,6 +2853,7 @@
           </w:tcPr>
           <w:p>
             <w:pPr>
+              <w:keepNext/>
               <w:spacing w:after="0"/>
             </w:pPr>
             <w:r>
@@ -2521,6 +2884,7 @@
           </w:tcPr>
           <w:p>
             <w:pPr>
+              <w:keepNext/>
               <w:spacing w:after="0"/>
             </w:pPr>
             <w:r>
@@ -2546,6 +2910,7 @@
           </w:tcPr>
           <w:p>
             <w:pPr>
+              <w:keepNext/>
               <w:spacing w:after="0"/>
             </w:pPr>
             <w:r>
@@ -2576,6 +2941,7 @@
           </w:tcPr>
           <w:p>
             <w:pPr>
+              <w:keepNext/>
               <w:spacing w:after="0"/>
             </w:pPr>
             <w:r>
@@ -2601,6 +2967,7 @@
           </w:tcPr>
           <w:p>
             <w:pPr>
+              <w:keepNext/>
               <w:spacing w:after="0"/>
             </w:pPr>
             <w:r>
@@ -2631,6 +2998,7 @@
           </w:tcPr>
           <w:p>
             <w:pPr>
+              <w:keepNext/>
               <w:spacing w:after="0"/>
             </w:pPr>
             <w:r>
@@ -2656,6 +3024,7 @@
           </w:tcPr>
           <w:p>
             <w:pPr>
+              <w:keepNext/>
               <w:spacing w:after="0"/>
             </w:pPr>
             <w:r>
@@ -2686,6 +3055,7 @@
           </w:tcPr>
           <w:p>
             <w:pPr>
+              <w:keepNext/>
               <w:spacing w:after="0"/>
             </w:pPr>
             <w:r>
@@ -2711,6 +3081,7 @@
           </w:tcPr>
           <w:p>
             <w:pPr>
+              <w:keepNext/>
               <w:spacing w:after="0"/>
             </w:pPr>
             <w:r>
@@ -2741,6 +3112,7 @@
           </w:tcPr>
           <w:p>
             <w:pPr>
+              <w:keepNext/>
               <w:spacing w:after="0"/>
             </w:pPr>
             <w:r>
@@ -2766,6 +3138,7 @@
           </w:tcPr>
           <w:p>
             <w:pPr>
+              <w:keepNext/>
               <w:spacing w:after="0"/>
             </w:pPr>
             <w:r>
@@ -2796,6 +3169,7 @@
           </w:tcPr>
           <w:p>
             <w:pPr>
+              <w:keepNext/>
               <w:spacing w:after="0"/>
             </w:pPr>
             <w:r>
@@ -2821,6 +3195,7 @@
           </w:tcPr>
           <w:p>
             <w:pPr>
+              <w:keepNext/>
               <w:spacing w:after="0"/>
             </w:pPr>
             <w:r>

--- a/deliverables/Informe_de_alcance_y_limitaciones.docx
+++ b/deliverables/Informe_de_alcance_y_limitaciones.docx
@@ -254,7 +254,7 @@
         <w:t xml:space="preserve">• </w:t>
       </w:r>
       <w:r>
-        <w:t xml:space="preserve">Conservación de las operaciones existentes </w:t>
+        <w:t>Generación automática del proyecto inicial (</w:t>
       </w:r>
       <w:r>
         <w:rPr>
@@ -262,7 +262,7 @@
           <w:color w:val="233648"/>
           <w:sz w:val="16"/>
         </w:rPr>
-        <w:t>DOWNLOAD_IG</w:t>
+        <w:t>.report.json</w:t>
       </w:r>
       <w:r>
         <w:t xml:space="preserve"> y </w:t>
@@ -273,10 +273,10 @@
           <w:color w:val="233648"/>
           <w:sz w:val="16"/>
         </w:rPr>
-        <w:t>DOWNLOAD_IG_PDF</w:t>
-      </w:r>
-      <w:r>
-        <w:t>.</w:t>
+        <w:t>.sql</w:t>
+      </w:r>
+      <w:r>
+        <w:t>) desde los marcadores del DOCX, y de los artefactos de APEX en cada compilación.</w:t>
       </w:r>
     </w:p>
     <w:p>
@@ -435,7 +435,6 @@
             <w:r>
               <w:rPr>
                 <w:rFonts w:ascii="Aptos" w:hAnsi="Aptos"/>
-                <w:color w:val="233648"/>
                 <w:sz w:val="16"/>
               </w:rPr>
               <w:t>template.json</w:t>
@@ -493,7 +492,6 @@
             <w:r>
               <w:rPr>
                 <w:rFonts w:ascii="Aptos" w:hAnsi="Aptos"/>
-                <w:color w:val="233648"/>
                 <w:sz w:val="16"/>
               </w:rPr>
               <w:t>validation.json</w:t>
@@ -550,7 +548,6 @@
             <w:r>
               <w:rPr>
                 <w:rFonts w:ascii="Aptos" w:hAnsi="Aptos"/>
-                <w:color w:val="233648"/>
                 <w:sz w:val="16"/>
               </w:rPr>
               <w:t>apex_process.sql</w:t>
@@ -594,6 +591,820 @@
         <w:t>El DOCX nunca se interpreta en APEX. El compilador no ejecuta la consulta y no necesita conectarse a Oracle.</w:t>
       </w:r>
     </w:p>
+    <w:tbl>
+      <w:tblPr>
+        <w:tblW w:type="auto" w:w="0"/>
+        <w:jc w:val="center"/>
+        <w:tblLayout w:type="fixed"/>
+        <w:tblLook w:firstColumn="1" w:firstRow="1" w:lastColumn="0" w:lastRow="0" w:noHBand="0" w:noVBand="1" w:val="04A0"/>
+        <w:tblBorders>
+          <w:top w:val="nil"/>
+          <w:left w:val="nil"/>
+          <w:bottom w:val="nil"/>
+          <w:right w:val="nil"/>
+          <w:insideH w:val="nil"/>
+          <w:insideV w:val="nil"/>
+        </w:tblBorders>
+      </w:tblPr>
+      <w:tblGrid>
+        <w:gridCol w:w="4986"/>
+        <w:gridCol w:w="4986"/>
+      </w:tblGrid>
+      <w:tr>
+        <w:trPr>
+          <w:cantSplit w:val="true"/>
+        </w:trPr>
+        <w:tc>
+          <w:tcPr>
+            <w:tcW w:type="dxa" w:w="1871"/>
+            <w:vAlign w:val="center"/>
+            <w:tcMar>
+              <w:top w:w="40" w:type="dxa"/>
+              <w:start w:w="60" w:type="dxa"/>
+              <w:bottom w:w="40" w:type="dxa"/>
+              <w:end w:w="140" w:type="dxa"/>
+            </w:tcMar>
+          </w:tcPr>
+          <w:p>
+            <w:pPr>
+              <w:keepNext/>
+              <w:spacing w:after="0"/>
+              <w:jc w:val="right"/>
+            </w:pPr>
+            <w:r>
+              <w:rPr>
+                <w:rFonts w:ascii="Aptos" w:hAnsi="Aptos"/>
+                <w:b/>
+                <w:color w:val="4A5563"/>
+                <w:sz w:val="14"/>
+              </w:rPr>
+              <w:t>EQUIPO LOCAL</w:t>
+            </w:r>
+          </w:p>
+        </w:tc>
+        <w:tc>
+          <w:tcPr>
+            <w:tcW w:type="dxa" w:w="6350"/>
+            <w:vAlign w:val="center"/>
+            <w:shd w:fill="E8EDF2"/>
+            <w:tcBorders>
+              <w:top w:val="single" w:sz="8" w:space="0" w:color="283848"/>
+              <w:left w:val="single" w:sz="8" w:space="0" w:color="283848"/>
+              <w:bottom w:val="single" w:sz="8" w:space="0" w:color="283848"/>
+              <w:right w:val="single" w:sz="8" w:space="0" w:color="283848"/>
+            </w:tcBorders>
+            <w:tcMar>
+              <w:top w:w="70" w:type="dxa"/>
+              <w:start w:w="140" w:type="dxa"/>
+              <w:bottom w:w="70" w:type="dxa"/>
+              <w:end w:w="140" w:type="dxa"/>
+            </w:tcMar>
+          </w:tcPr>
+          <w:p>
+            <w:pPr>
+              <w:keepNext/>
+              <w:spacing w:after="0"/>
+              <w:jc w:val="center"/>
+            </w:pPr>
+            <w:r>
+              <w:rPr>
+                <w:b/>
+                <w:color w:val="283848"/>
+                <w:sz w:val="17"/>
+              </w:rPr>
+              <w:t>Plantilla Word (.docx)</w:t>
+            </w:r>
+          </w:p>
+          <w:p>
+            <w:pPr>
+              <w:keepNext/>
+              <w:spacing w:after="0"/>
+              <w:jc w:val="center"/>
+            </w:pPr>
+            <w:r>
+              <w:rPr>
+                <w:sz w:val="15"/>
+              </w:rPr>
+              <w:t>única fuente del diseño</w:t>
+            </w:r>
+          </w:p>
+        </w:tc>
+      </w:tr>
+      <w:tr>
+        <w:trPr>
+          <w:cantSplit w:val="true"/>
+        </w:trPr>
+        <w:tc>
+          <w:tcPr>
+            <w:tcW w:type="dxa" w:w="1871"/>
+          </w:tcPr>
+          <w:p>
+            <w:pPr>
+              <w:keepNext/>
+            </w:pPr>
+          </w:p>
+        </w:tc>
+        <w:tc>
+          <w:tcPr>
+            <w:tcW w:type="dxa" w:w="6350"/>
+          </w:tcPr>
+          <w:p>
+            <w:pPr>
+              <w:keepNext/>
+              <w:spacing w:after="0" w:line="216" w:lineRule="auto"/>
+              <w:jc w:val="center"/>
+            </w:pPr>
+            <w:r>
+              <w:rPr>
+                <w:color w:val="4A5563"/>
+                <w:sz w:val="18"/>
+              </w:rPr>
+              <w:t>▼</w:t>
+            </w:r>
+          </w:p>
+        </w:tc>
+      </w:tr>
+      <w:tr>
+        <w:trPr>
+          <w:cantSplit w:val="true"/>
+        </w:trPr>
+        <w:tc>
+          <w:tcPr>
+            <w:tcW w:type="dxa" w:w="1871"/>
+            <w:vAlign w:val="center"/>
+            <w:tcMar>
+              <w:top w:w="40" w:type="dxa"/>
+              <w:start w:w="60" w:type="dxa"/>
+              <w:bottom w:w="40" w:type="dxa"/>
+              <w:end w:w="140" w:type="dxa"/>
+            </w:tcMar>
+          </w:tcPr>
+          <w:p>
+            <w:pPr>
+              <w:keepNext/>
+              <w:spacing w:after="0"/>
+              <w:jc w:val="right"/>
+            </w:pPr>
+            <w:r>
+              <w:rPr>
+                <w:rFonts w:ascii="Aptos" w:hAnsi="Aptos"/>
+                <w:b/>
+                <w:color w:val="4A5563"/>
+                <w:sz w:val="14"/>
+              </w:rPr>
+              <w:t>EQUIPO LOCAL</w:t>
+            </w:r>
+          </w:p>
+        </w:tc>
+        <w:tc>
+          <w:tcPr>
+            <w:tcW w:type="dxa" w:w="6350"/>
+            <w:vAlign w:val="center"/>
+            <w:shd w:fill="E8EDF2"/>
+            <w:tcBorders>
+              <w:top w:val="single" w:sz="8" w:space="0" w:color="283848"/>
+              <w:left w:val="single" w:sz="8" w:space="0" w:color="283848"/>
+              <w:bottom w:val="single" w:sz="8" w:space="0" w:color="283848"/>
+              <w:right w:val="single" w:sz="8" w:space="0" w:color="283848"/>
+            </w:tcBorders>
+            <w:tcMar>
+              <w:top w:w="70" w:type="dxa"/>
+              <w:start w:w="140" w:type="dxa"/>
+              <w:bottom w:w="70" w:type="dxa"/>
+              <w:end w:w="140" w:type="dxa"/>
+            </w:tcMar>
+          </w:tcPr>
+          <w:p>
+            <w:pPr>
+              <w:keepNext/>
+              <w:spacing w:after="0"/>
+              <w:jc w:val="center"/>
+            </w:pPr>
+            <w:r>
+              <w:rPr>
+                <w:b/>
+                <w:color w:val="283848"/>
+                <w:sz w:val="17"/>
+              </w:rPr>
+              <w:t>Proyecto .report.json y consulta .sql</w:t>
+            </w:r>
+          </w:p>
+          <w:p>
+            <w:pPr>
+              <w:keepNext/>
+              <w:spacing w:after="0"/>
+              <w:jc w:val="center"/>
+            </w:pPr>
+            <w:r>
+              <w:rPr>
+                <w:sz w:val="15"/>
+              </w:rPr>
+              <w:t>creados automáticamente desde el DOCX; editables a mano</w:t>
+            </w:r>
+          </w:p>
+        </w:tc>
+      </w:tr>
+      <w:tr>
+        <w:trPr>
+          <w:cantSplit w:val="true"/>
+        </w:trPr>
+        <w:tc>
+          <w:tcPr>
+            <w:tcW w:type="dxa" w:w="1871"/>
+          </w:tcPr>
+          <w:p>
+            <w:pPr>
+              <w:keepNext/>
+            </w:pPr>
+          </w:p>
+        </w:tc>
+        <w:tc>
+          <w:tcPr>
+            <w:tcW w:type="dxa" w:w="6350"/>
+          </w:tcPr>
+          <w:p>
+            <w:pPr>
+              <w:keepNext/>
+              <w:spacing w:after="0" w:line="216" w:lineRule="auto"/>
+              <w:jc w:val="center"/>
+            </w:pPr>
+            <w:r>
+              <w:rPr>
+                <w:color w:val="4A5563"/>
+                <w:sz w:val="18"/>
+              </w:rPr>
+              <w:t>▼</w:t>
+            </w:r>
+          </w:p>
+        </w:tc>
+      </w:tr>
+      <w:tr>
+        <w:trPr>
+          <w:cantSplit w:val="true"/>
+        </w:trPr>
+        <w:tc>
+          <w:tcPr>
+            <w:tcW w:type="dxa" w:w="1871"/>
+            <w:vAlign w:val="center"/>
+            <w:tcMar>
+              <w:top w:w="40" w:type="dxa"/>
+              <w:start w:w="60" w:type="dxa"/>
+              <w:bottom w:w="40" w:type="dxa"/>
+              <w:end w:w="140" w:type="dxa"/>
+            </w:tcMar>
+          </w:tcPr>
+          <w:p>
+            <w:pPr>
+              <w:keepNext/>
+              <w:spacing w:after="0"/>
+              <w:jc w:val="right"/>
+            </w:pPr>
+            <w:r>
+              <w:rPr>
+                <w:rFonts w:ascii="Aptos" w:hAnsi="Aptos"/>
+                <w:b/>
+                <w:color w:val="4A5563"/>
+                <w:sz w:val="14"/>
+              </w:rPr>
+              <w:t>EQUIPO LOCAL</w:t>
+            </w:r>
+          </w:p>
+        </w:tc>
+        <w:tc>
+          <w:tcPr>
+            <w:tcW w:type="dxa" w:w="6350"/>
+            <w:vAlign w:val="center"/>
+            <w:shd w:fill="E8EDF2"/>
+            <w:tcBorders>
+              <w:top w:val="single" w:sz="8" w:space="0" w:color="283848"/>
+              <w:left w:val="single" w:sz="8" w:space="0" w:color="283848"/>
+              <w:bottom w:val="single" w:sz="8" w:space="0" w:color="283848"/>
+              <w:right w:val="single" w:sz="8" w:space="0" w:color="283848"/>
+            </w:tcBorders>
+            <w:tcMar>
+              <w:top w:w="70" w:type="dxa"/>
+              <w:start w:w="140" w:type="dxa"/>
+              <w:bottom w:w="70" w:type="dxa"/>
+              <w:end w:w="140" w:type="dxa"/>
+            </w:tcMar>
+          </w:tcPr>
+          <w:p>
+            <w:pPr>
+              <w:keepNext/>
+              <w:spacing w:after="0"/>
+              <w:jc w:val="center"/>
+            </w:pPr>
+            <w:r>
+              <w:rPr>
+                <w:b/>
+                <w:color w:val="283848"/>
+                <w:sz w:val="17"/>
+              </w:rPr>
+              <w:t>Compilador</w:t>
+            </w:r>
+          </w:p>
+          <w:p>
+            <w:pPr>
+              <w:keepNext/>
+              <w:spacing w:after="0"/>
+              <w:jc w:val="center"/>
+            </w:pPr>
+            <w:r>
+              <w:rPr>
+                <w:sz w:val="15"/>
+              </w:rPr>
+              <w:t>valida y genera automáticamente template.json, validation.json y apex_process.sql</w:t>
+            </w:r>
+          </w:p>
+        </w:tc>
+      </w:tr>
+      <w:tr>
+        <w:trPr>
+          <w:cantSplit w:val="true"/>
+        </w:trPr>
+        <w:tc>
+          <w:tcPr>
+            <w:tcW w:type="dxa" w:w="1871"/>
+          </w:tcPr>
+          <w:p>
+            <w:pPr>
+              <w:keepNext/>
+            </w:pPr>
+          </w:p>
+        </w:tc>
+        <w:tc>
+          <w:tcPr>
+            <w:tcW w:type="dxa" w:w="6350"/>
+          </w:tcPr>
+          <w:p>
+            <w:pPr>
+              <w:keepNext/>
+              <w:spacing w:after="0" w:line="216" w:lineRule="auto"/>
+              <w:jc w:val="center"/>
+            </w:pPr>
+            <w:r>
+              <w:rPr>
+                <w:color w:val="4A5563"/>
+                <w:sz w:val="18"/>
+              </w:rPr>
+              <w:t>▼</w:t>
+            </w:r>
+          </w:p>
+        </w:tc>
+      </w:tr>
+      <w:tr>
+        <w:trPr>
+          <w:cantSplit w:val="true"/>
+        </w:trPr>
+        <w:tc>
+          <w:tcPr>
+            <w:tcW w:type="dxa" w:w="1871"/>
+            <w:vAlign w:val="center"/>
+            <w:tcMar>
+              <w:top w:w="40" w:type="dxa"/>
+              <w:start w:w="60" w:type="dxa"/>
+              <w:bottom w:w="40" w:type="dxa"/>
+              <w:end w:w="140" w:type="dxa"/>
+            </w:tcMar>
+          </w:tcPr>
+          <w:p>
+            <w:pPr>
+              <w:keepNext/>
+              <w:spacing w:after="0"/>
+              <w:jc w:val="right"/>
+            </w:pPr>
+            <w:r>
+              <w:rPr>
+                <w:rFonts w:ascii="Aptos" w:hAnsi="Aptos"/>
+                <w:b/>
+                <w:color w:val="4A5563"/>
+                <w:sz w:val="14"/>
+              </w:rPr>
+              <w:t>REPOSITORIO</w:t>
+            </w:r>
+          </w:p>
+        </w:tc>
+        <w:tc>
+          <w:tcPr>
+            <w:tcW w:type="dxa" w:w="6350"/>
+            <w:vAlign w:val="center"/>
+            <w:shd w:fill="E8EDF2"/>
+            <w:tcBorders>
+              <w:top w:val="single" w:sz="8" w:space="0" w:color="283848"/>
+              <w:left w:val="single" w:sz="8" w:space="0" w:color="283848"/>
+              <w:bottom w:val="single" w:sz="8" w:space="0" w:color="283848"/>
+              <w:right w:val="single" w:sz="8" w:space="0" w:color="283848"/>
+            </w:tcBorders>
+            <w:tcMar>
+              <w:top w:w="70" w:type="dxa"/>
+              <w:start w:w="140" w:type="dxa"/>
+              <w:bottom w:w="70" w:type="dxa"/>
+              <w:end w:w="140" w:type="dxa"/>
+            </w:tcMar>
+          </w:tcPr>
+          <w:p>
+            <w:pPr>
+              <w:keepNext/>
+              <w:spacing w:after="0"/>
+              <w:jc w:val="center"/>
+            </w:pPr>
+            <w:r>
+              <w:rPr>
+                <w:b/>
+                <w:color w:val="283848"/>
+                <w:sz w:val="17"/>
+              </w:rPr>
+              <w:t>Versionado de fuentes y artefactos</w:t>
+            </w:r>
+          </w:p>
+          <w:p>
+            <w:pPr>
+              <w:keepNext/>
+              <w:spacing w:after="0"/>
+              <w:jc w:val="center"/>
+            </w:pPr>
+            <w:r>
+              <w:rPr>
+                <w:sz w:val="15"/>
+              </w:rPr>
+              <w:t>el DOCX no sale del repositorio</w:t>
+            </w:r>
+          </w:p>
+        </w:tc>
+      </w:tr>
+      <w:tr>
+        <w:trPr>
+          <w:cantSplit w:val="true"/>
+        </w:trPr>
+        <w:tc>
+          <w:tcPr>
+            <w:tcW w:type="dxa" w:w="1871"/>
+          </w:tcPr>
+          <w:p>
+            <w:pPr>
+              <w:keepNext/>
+            </w:pPr>
+          </w:p>
+        </w:tc>
+        <w:tc>
+          <w:tcPr>
+            <w:tcW w:type="dxa" w:w="6350"/>
+          </w:tcPr>
+          <w:p>
+            <w:pPr>
+              <w:keepNext/>
+              <w:spacing w:after="0" w:line="216" w:lineRule="auto"/>
+              <w:jc w:val="center"/>
+            </w:pPr>
+            <w:r>
+              <w:rPr>
+                <w:color w:val="4A5563"/>
+                <w:sz w:val="18"/>
+              </w:rPr>
+              <w:t>▼</w:t>
+            </w:r>
+          </w:p>
+        </w:tc>
+      </w:tr>
+      <w:tr>
+        <w:trPr>
+          <w:cantSplit w:val="true"/>
+        </w:trPr>
+        <w:tc>
+          <w:tcPr>
+            <w:tcW w:type="dxa" w:w="1871"/>
+            <w:vAlign w:val="center"/>
+            <w:tcMar>
+              <w:top w:w="40" w:type="dxa"/>
+              <w:start w:w="60" w:type="dxa"/>
+              <w:bottom w:w="40" w:type="dxa"/>
+              <w:end w:w="140" w:type="dxa"/>
+            </w:tcMar>
+          </w:tcPr>
+          <w:p>
+            <w:pPr>
+              <w:keepNext/>
+              <w:spacing w:after="0"/>
+              <w:jc w:val="right"/>
+            </w:pPr>
+            <w:r>
+              <w:rPr>
+                <w:rFonts w:ascii="Aptos" w:hAnsi="Aptos"/>
+                <w:b/>
+                <w:color w:val="4A5563"/>
+                <w:sz w:val="14"/>
+              </w:rPr>
+              <w:t>BASE DE DATOS</w:t>
+            </w:r>
+          </w:p>
+        </w:tc>
+        <w:tc>
+          <w:tcPr>
+            <w:tcW w:type="dxa" w:w="6350"/>
+            <w:vAlign w:val="center"/>
+            <w:shd w:fill="E8EDF2"/>
+            <w:tcBorders>
+              <w:top w:val="single" w:sz="8" w:space="0" w:color="283848"/>
+              <w:left w:val="single" w:sz="8" w:space="0" w:color="283848"/>
+              <w:bottom w:val="single" w:sz="8" w:space="0" w:color="283848"/>
+              <w:right w:val="single" w:sz="8" w:space="0" w:color="283848"/>
+            </w:tcBorders>
+            <w:tcMar>
+              <w:top w:w="70" w:type="dxa"/>
+              <w:start w:w="140" w:type="dxa"/>
+              <w:bottom w:w="70" w:type="dxa"/>
+              <w:end w:w="140" w:type="dxa"/>
+            </w:tcMar>
+          </w:tcPr>
+          <w:p>
+            <w:pPr>
+              <w:keepNext/>
+              <w:spacing w:after="0"/>
+              <w:jc w:val="center"/>
+            </w:pPr>
+            <w:r>
+              <w:rPr>
+                <w:b/>
+                <w:color w:val="283848"/>
+                <w:sz w:val="17"/>
+              </w:rPr>
+              <w:t>PKG_CORPORATE_REPORTS</w:t>
+            </w:r>
+          </w:p>
+          <w:p>
+            <w:pPr>
+              <w:keepNext/>
+              <w:spacing w:after="0"/>
+              <w:jc w:val="center"/>
+            </w:pPr>
+            <w:r>
+              <w:rPr>
+                <w:sz w:val="15"/>
+              </w:rPr>
+              <w:t>instalado una vez por esquema</w:t>
+            </w:r>
+          </w:p>
+        </w:tc>
+      </w:tr>
+      <w:tr>
+        <w:trPr>
+          <w:cantSplit w:val="true"/>
+        </w:trPr>
+        <w:tc>
+          <w:tcPr>
+            <w:tcW w:type="dxa" w:w="1871"/>
+          </w:tcPr>
+          <w:p>
+            <w:pPr>
+              <w:keepNext/>
+            </w:pPr>
+          </w:p>
+        </w:tc>
+        <w:tc>
+          <w:tcPr>
+            <w:tcW w:type="dxa" w:w="6350"/>
+          </w:tcPr>
+          <w:p>
+            <w:pPr>
+              <w:keepNext/>
+              <w:spacing w:after="0" w:line="216" w:lineRule="auto"/>
+              <w:jc w:val="center"/>
+            </w:pPr>
+            <w:r>
+              <w:rPr>
+                <w:color w:val="4A5563"/>
+                <w:sz w:val="18"/>
+              </w:rPr>
+              <w:t>▼</w:t>
+            </w:r>
+          </w:p>
+        </w:tc>
+      </w:tr>
+      <w:tr>
+        <w:trPr>
+          <w:cantSplit w:val="true"/>
+        </w:trPr>
+        <w:tc>
+          <w:tcPr>
+            <w:tcW w:type="dxa" w:w="1871"/>
+            <w:vAlign w:val="center"/>
+            <w:tcMar>
+              <w:top w:w="40" w:type="dxa"/>
+              <w:start w:w="60" w:type="dxa"/>
+              <w:bottom w:w="40" w:type="dxa"/>
+              <w:end w:w="140" w:type="dxa"/>
+            </w:tcMar>
+          </w:tcPr>
+          <w:p>
+            <w:pPr>
+              <w:keepNext/>
+              <w:spacing w:after="0"/>
+              <w:jc w:val="right"/>
+            </w:pPr>
+            <w:r>
+              <w:rPr>
+                <w:rFonts w:ascii="Aptos" w:hAnsi="Aptos"/>
+                <w:b/>
+                <w:color w:val="4A5563"/>
+                <w:sz w:val="14"/>
+              </w:rPr>
+              <w:t>APEX</w:t>
+            </w:r>
+          </w:p>
+        </w:tc>
+        <w:tc>
+          <w:tcPr>
+            <w:tcW w:type="dxa" w:w="6350"/>
+            <w:vAlign w:val="center"/>
+            <w:shd w:fill="E8EDF2"/>
+            <w:tcBorders>
+              <w:top w:val="single" w:sz="8" w:space="0" w:color="283848"/>
+              <w:left w:val="single" w:sz="8" w:space="0" w:color="283848"/>
+              <w:bottom w:val="single" w:sz="8" w:space="0" w:color="283848"/>
+              <w:right w:val="single" w:sz="8" w:space="0" w:color="283848"/>
+            </w:tcBorders>
+            <w:tcMar>
+              <w:top w:w="70" w:type="dxa"/>
+              <w:start w:w="140" w:type="dxa"/>
+              <w:bottom w:w="70" w:type="dxa"/>
+              <w:end w:w="140" w:type="dxa"/>
+            </w:tcMar>
+          </w:tcPr>
+          <w:p>
+            <w:pPr>
+              <w:keepNext/>
+              <w:spacing w:after="0"/>
+              <w:jc w:val="center"/>
+            </w:pPr>
+            <w:r>
+              <w:rPr>
+                <w:b/>
+                <w:color w:val="283848"/>
+                <w:sz w:val="17"/>
+              </w:rPr>
+              <w:t>Proceso de descarga</w:t>
+            </w:r>
+          </w:p>
+          <w:p>
+            <w:pPr>
+              <w:keepNext/>
+              <w:spacing w:after="0"/>
+              <w:jc w:val="center"/>
+            </w:pPr>
+            <w:r>
+              <w:rPr>
+                <w:sz w:val="15"/>
+              </w:rPr>
+              <w:t>contiene apex_process.sql</w:t>
+            </w:r>
+          </w:p>
+        </w:tc>
+      </w:tr>
+      <w:tr>
+        <w:trPr>
+          <w:cantSplit w:val="true"/>
+        </w:trPr>
+        <w:tc>
+          <w:tcPr>
+            <w:tcW w:type="dxa" w:w="1871"/>
+          </w:tcPr>
+          <w:p>
+            <w:pPr>
+              <w:keepNext/>
+            </w:pPr>
+          </w:p>
+        </w:tc>
+        <w:tc>
+          <w:tcPr>
+            <w:tcW w:type="dxa" w:w="6350"/>
+          </w:tcPr>
+          <w:p>
+            <w:pPr>
+              <w:keepNext/>
+              <w:spacing w:after="0" w:line="216" w:lineRule="auto"/>
+              <w:jc w:val="center"/>
+            </w:pPr>
+            <w:r>
+              <w:rPr>
+                <w:color w:val="4A5563"/>
+                <w:sz w:val="18"/>
+              </w:rPr>
+              <w:t>▼</w:t>
+            </w:r>
+          </w:p>
+        </w:tc>
+      </w:tr>
+      <w:tr>
+        <w:trPr>
+          <w:cantSplit w:val="true"/>
+        </w:trPr>
+        <w:tc>
+          <w:tcPr>
+            <w:tcW w:type="dxa" w:w="1871"/>
+            <w:vAlign w:val="center"/>
+            <w:tcMar>
+              <w:top w:w="40" w:type="dxa"/>
+              <w:start w:w="60" w:type="dxa"/>
+              <w:bottom w:w="40" w:type="dxa"/>
+              <w:end w:w="140" w:type="dxa"/>
+            </w:tcMar>
+          </w:tcPr>
+          <w:p>
+            <w:pPr>
+              <w:keepNext/>
+              <w:spacing w:after="0"/>
+              <w:jc w:val="right"/>
+            </w:pPr>
+            <w:r>
+              <w:rPr>
+                <w:rFonts w:ascii="Aptos" w:hAnsi="Aptos"/>
+                <w:b/>
+                <w:color w:val="4A5563"/>
+                <w:sz w:val="14"/>
+              </w:rPr>
+              <w:t>APEX</w:t>
+            </w:r>
+          </w:p>
+        </w:tc>
+        <w:tc>
+          <w:tcPr>
+            <w:tcW w:type="dxa" w:w="6350"/>
+            <w:vAlign w:val="center"/>
+            <w:shd w:fill="E8EDF2"/>
+            <w:tcBorders>
+              <w:top w:val="single" w:sz="8" w:space="0" w:color="283848"/>
+              <w:left w:val="single" w:sz="8" w:space="0" w:color="283848"/>
+              <w:bottom w:val="single" w:sz="8" w:space="0" w:color="283848"/>
+              <w:right w:val="single" w:sz="8" w:space="0" w:color="283848"/>
+            </w:tcBorders>
+            <w:tcMar>
+              <w:top w:w="70" w:type="dxa"/>
+              <w:start w:w="140" w:type="dxa"/>
+              <w:bottom w:w="70" w:type="dxa"/>
+              <w:end w:w="140" w:type="dxa"/>
+            </w:tcMar>
+          </w:tcPr>
+          <w:p>
+            <w:pPr>
+              <w:keepNext/>
+              <w:spacing w:after="0"/>
+              <w:jc w:val="center"/>
+            </w:pPr>
+            <w:r>
+              <w:rPr>
+                <w:b/>
+                <w:color w:val="283848"/>
+                <w:sz w:val="17"/>
+              </w:rPr>
+              <w:t>APEX_EXEC + APEX_DATA_EXPORT</w:t>
+            </w:r>
+          </w:p>
+          <w:p>
+            <w:pPr>
+              <w:keepNext/>
+              <w:spacing w:after="0"/>
+              <w:jc w:val="center"/>
+            </w:pPr>
+            <w:r>
+              <w:rPr>
+                <w:sz w:val="15"/>
+              </w:rPr>
+              <w:t>PDF o XLSX, sin dependencias nuevas en el servidor</w:t>
+            </w:r>
+          </w:p>
+        </w:tc>
+      </w:tr>
+    </w:tbl>
+    <w:p>
+      <w:pPr>
+        <w:spacing w:before="60"/>
+        <w:jc w:val="center"/>
+      </w:pPr>
+      <w:r>
+        <w:rPr>
+          <w:i/>
+          <w:color w:val="4A5563"/>
+          <w:sz w:val="16"/>
+        </w:rPr>
+        <w:t>Figura 1. Arquitectura: fase local (equipo de Informática) y fase de ejecución (APEX)</w:t>
+      </w:r>
+    </w:p>
+    <w:p>
+      <w:r>
+        <w:t xml:space="preserve">La automatización cubre todo lo que se deduce de la plantilla: al cambiar el Word basta recompilar para que la definición y el proceso de APEX se regeneren. El manifiesto y la consulta pueden editarse directamente en cualquier momento; el manifiesto solo necesita cambios cuando la plantilla incorpora información que no está en el documento, como un campo </w:t>
+      </w:r>
+      <w:r>
+        <w:rPr>
+          <w:rFonts w:ascii="Consolas" w:hAnsi="Consolas"/>
+          <w:color w:val="233648"/>
+          <w:sz w:val="16"/>
+        </w:rPr>
+        <w:t>{{FIELD:...}}</w:t>
+      </w:r>
+      <w:r>
+        <w:t xml:space="preserve"> nuevo o el ancho de una columna.</w:t>
+      </w:r>
+    </w:p>
     <w:p>
       <w:pPr>
         <w:pStyle w:val="Heading2"/>
@@ -1163,7 +1974,7 @@
         <w:t xml:space="preserve">• </w:t>
       </w:r>
       <w:r>
-        <w:t>Deducción automática del display value de LOV desde metadatos del IG.</w:t>
+        <w:t>Deducción automática del display value de LOV desde metadatos de la página APEX.</w:t>
       </w:r>
     </w:p>
     <w:p>
@@ -1187,7 +1998,7 @@
         <w:t xml:space="preserve">• </w:t>
       </w:r>
       <w:r>
-        <w:t>Papel seleccionable por la API; la versión final usa A4.</w:t>
+        <w:t>Papel seleccionable: el papel es siempre A4.</w:t>
       </w:r>
     </w:p>
     <w:p>
@@ -1261,20 +2072,80 @@
         <w:t>{{GENERATED_AT}}</w:t>
       </w:r>
       <w:r>
-        <w:t xml:space="preserve">. No existe </w:t>
-      </w:r>
-      <w:r>
-        <w:rPr>
-          <w:rFonts w:ascii="Consolas" w:hAnsi="Consolas"/>
-          <w:color w:val="233648"/>
-          <w:sz w:val="16"/>
-        </w:rPr>
-        <w:t>{{VALUE:...}}</w:t>
-      </w:r>
-      <w:r>
-        <w:t xml:space="preserve"> ni lenguaje de programación en el DOCX.</w:t>
+        <w:t>. No existe lenguaje de programación en el DOCX. Las plantillas de referencia usan los cinco tipos:</w:t>
       </w:r>
     </w:p>
+    <w:tbl>
+      <w:tblPr>
+        <w:tblW w:type="auto" w:w="0"/>
+        <w:jc w:val="center"/>
+        <w:tblLook w:firstColumn="1" w:firstRow="1" w:lastColumn="0" w:lastRow="0" w:noHBand="0" w:noVBand="1" w:val="04A0"/>
+      </w:tblPr>
+      <w:tblGrid>
+        <w:gridCol w:w="9972"/>
+      </w:tblGrid>
+      <w:tr>
+        <w:tc>
+          <w:tcPr>
+            <w:tcW w:type="dxa" w:w="9972"/>
+            <w:shd w:fill="F5F7F9"/>
+            <w:tcMar>
+              <w:top w:w="100" w:type="dxa"/>
+              <w:start w:w="140" w:type="dxa"/>
+              <w:bottom w:w="100" w:type="dxa"/>
+              <w:end w:w="140" w:type="dxa"/>
+            </w:tcMar>
+          </w:tcPr>
+          <w:p>
+            <w:pPr>
+              <w:keepLines/>
+              <w:spacing w:after="0"/>
+            </w:pPr>
+            <w:r>
+              <w:rPr>
+                <w:rFonts w:ascii="Consolas" w:hAnsi="Consolas"/>
+                <w:color w:val="233648"/>
+                <w:sz w:val="16"/>
+              </w:rPr>
+              <w:t>{{REPORT_TITLE}}                                  &lt;- título del reporte</w:t>
+            </w:r>
+            <w:r>
+              <w:br/>
+            </w:r>
+            <w:r>
+              <w:rPr>
+                <w:rFonts w:ascii="Consolas" w:hAnsi="Consolas"/>
+                <w:color w:val="233648"/>
+                <w:sz w:val="16"/>
+              </w:rPr>
+              <w:t>Unidad: {{FIELD:UNIDAD}}                          &lt;- campo escalar (fields)</w:t>
+            </w:r>
+            <w:r>
+              <w:br/>
+            </w:r>
+            <w:r>
+              <w:rPr>
+                <w:rFonts w:ascii="Consolas" w:hAnsi="Consolas"/>
+                <w:color w:val="233648"/>
+                <w:sz w:val="16"/>
+              </w:rPr>
+              <w:t>{{COLUMN:VDNI}} | {{COLUMN:VNOM}} | ...           &lt;- fila 2 de la tabla</w:t>
+            </w:r>
+            <w:r>
+              <w:br/>
+            </w:r>
+            <w:r>
+              <w:rPr>
+                <w:rFonts w:ascii="Consolas" w:hAnsi="Consolas"/>
+                <w:color w:val="233648"/>
+                <w:sz w:val="16"/>
+              </w:rPr>
+              <w:t>Usuario: {{APP_USER}} | Fecha: {{GENERATED_AT}}   &lt;- pie de página</w:t>
+            </w:r>
+          </w:p>
+        </w:tc>
+      </w:tr>
+    </w:tbl>
     <w:p>
       <w:r>
         <w:t xml:space="preserve">El compilador rechaza contenido OOXML peligroso o ambiguo, incluidos macros, relaciones externas, </w:t>
@@ -1329,7 +2200,7 @@
     </w:p>
     <w:p>
       <w:r>
-        <w:t>La firma pública nueva es:</w:t>
+        <w:t>La firma pública es:</w:t>
       </w:r>
     </w:p>
     <w:tbl>
@@ -1537,51 +2408,7 @@
     </w:tbl>
     <w:p>
       <w:r>
-        <w:t xml:space="preserve">No forman parte de la API </w:t>
-      </w:r>
-      <w:r>
-        <w:rPr>
-          <w:rFonts w:ascii="Consolas" w:hAnsi="Consolas"/>
-          <w:color w:val="233648"/>
-          <w:sz w:val="16"/>
-        </w:rPr>
-        <w:t>p_template_json</w:t>
-      </w:r>
-      <w:r>
-        <w:t xml:space="preserve">, </w:t>
-      </w:r>
-      <w:r>
-        <w:rPr>
-          <w:rFonts w:ascii="Consolas" w:hAnsi="Consolas"/>
-          <w:color w:val="233648"/>
-          <w:sz w:val="16"/>
-        </w:rPr>
-        <w:t>p_generated_by</w:t>
-      </w:r>
-      <w:r>
-        <w:t xml:space="preserve">, </w:t>
-      </w:r>
-      <w:r>
-        <w:rPr>
-          <w:rFonts w:ascii="Consolas" w:hAnsi="Consolas"/>
-          <w:color w:val="233648"/>
-          <w:sz w:val="16"/>
-        </w:rPr>
-        <w:t>p_paper_size</w:t>
-      </w:r>
-      <w:r>
-        <w:t xml:space="preserve"> ni </w:t>
-      </w:r>
-      <w:r>
-        <w:rPr>
-          <w:rFonts w:ascii="Consolas" w:hAnsi="Consolas"/>
-          <w:color w:val="233648"/>
-          <w:sz w:val="16"/>
-        </w:rPr>
-        <w:t>p_auto_reserve_pct</w:t>
-      </w:r>
-      <w:r>
-        <w:t xml:space="preserve">. El usuario se obtiene del contexto de APEX, el papel es A4 y la heurística interna de </w:t>
+        <w:t xml:space="preserve">El usuario se obtiene del contexto de APEX, el papel es A4 y la heurística interna de </w:t>
       </w:r>
       <w:r>
         <w:rPr>
@@ -1606,7 +2433,7 @@
     </w:p>
     <w:p>
       <w:r>
-        <w:t xml:space="preserve">Una consulta SQL independiente no conoce el renderer del Interactive Grid. El proyecto evita depender de metadatos internos de APEX: el SQL debe hacer el </w:t>
+        <w:t xml:space="preserve">Una consulta SQL independiente no conoce cómo la página muestra un LOV. El proyecto evita depender de metadatos internos de APEX: el SQL debe hacer el </w:t>
       </w:r>
       <w:r>
         <w:rPr>
@@ -1819,7 +2646,6 @@
             <w:r>
               <w:rPr>
                 <w:rFonts w:ascii="Aptos" w:hAnsi="Aptos"/>
-                <w:color w:val="233648"/>
                 <w:sz w:val="16"/>
               </w:rPr>
               <w:t>FIXED_PERCENT</w:t>
@@ -1877,7 +2703,6 @@
             <w:r>
               <w:rPr>
                 <w:rFonts w:ascii="Aptos" w:hAnsi="Aptos"/>
-                <w:color w:val="233648"/>
                 <w:sz w:val="16"/>
               </w:rPr>
               <w:t>WEIGHT</w:t>
@@ -1934,7 +2759,6 @@
             <w:r>
               <w:rPr>
                 <w:rFonts w:ascii="Aptos" w:hAnsi="Aptos"/>
-                <w:color w:val="233648"/>
                 <w:sz w:val="16"/>
               </w:rPr>
               <w:t>AUTO</w:t>
@@ -1962,22 +2786,7 @@
                 <w:rFonts w:ascii="Aptos" w:hAnsi="Aptos"/>
                 <w:sz w:val="16"/>
               </w:rPr>
-              <w:t xml:space="preserve">Sin </w:t>
-            </w:r>
-            <w:r>
-              <w:rPr>
-                <w:rFonts w:ascii="Aptos" w:hAnsi="Aptos"/>
-                <w:color w:val="233648"/>
-                <w:sz w:val="16"/>
-              </w:rPr>
-              <w:t>p_width</w:t>
-            </w:r>
-            <w:r>
-              <w:rPr>
-                <w:rFonts w:ascii="Aptos" w:hAnsi="Aptos"/>
-                <w:sz w:val="16"/>
-              </w:rPr>
-              <w:t>; APEX decide el ajuste</w:t>
+              <w:t>Sin p_width; APEX decide el ajuste</w:t>
             </w:r>
           </w:p>
         </w:tc>
@@ -2420,19 +3229,7 @@
     </w:p>
     <w:p>
       <w:r>
-        <w:t>PDF es el formato visual principal. Algunos atributos de página o estilo no tienen un equivalente idéntico en XLSX.</w:t>
-      </w:r>
-      <w:r>
-        <w:t xml:space="preserve"> </w:t>
-      </w:r>
-      <w:r>
-        <w:t>En particular, XLSX no garantiza encabezado o pie de página, orientación ni</w:t>
-      </w:r>
-      <w:r>
-        <w:t xml:space="preserve"> </w:t>
-      </w:r>
-      <w:r>
-        <w:t>anchos idénticos a los observados en el PDF.</w:t>
+        <w:t>PDF es el formato visual principal. Algunos atributos de página o estilo no tienen un equivalente idéntico en XLSX. En particular, XLSX no garantiza encabezado o pie de página, orientación ni anchos idénticos a los observados en el PDF.</w:t>
       </w:r>
     </w:p>
     <w:p>
@@ -2489,7 +3286,7 @@
         <w:t xml:space="preserve">• </w:t>
       </w:r>
       <w:r>
-        <w:t>Recompilar después de cualquier cambio de diseño o contrato.</w:t>
+        <w:t>Recompilar después de cualquier cambio de diseño o contrato; los artefactos se regeneran automáticamente.</w:t>
       </w:r>
     </w:p>
     <w:p>
@@ -2513,7 +3310,31 @@
         <w:t xml:space="preserve">• </w:t>
       </w:r>
       <w:r>
-        <w:t>Mantener una matriz de compatibilidad entre versión del compilador y package.</w:t>
+        <w:t>Distribuir juntos el compilador y el package de una misma entrega.</w:t>
+      </w:r>
+    </w:p>
+    <w:p>
+      <w:r>
+        <w:t>Generar un package distinto por plantilla no se recomienda: duplicaría seguridad, validaciones y correcciones, y elevaría el costo operativo.</w:t>
+      </w:r>
+    </w:p>
+    <w:p>
+      <w:pPr>
+        <w:pStyle w:val="Heading1"/>
+        <w:keepNext/>
+      </w:pPr>
+      <w:r>
+        <w:t>12. Verificación realizada y pendiente</w:t>
+      </w:r>
+    </w:p>
+    <w:p>
+      <w:r>
+        <w:t>La verificación local incluye pruebas unitarias e integrales del compilador, casos de seguridad OOXML, parsing SQL, determinismo, preservación de la última salida válida y contrato estático del package. Las plantillas de ejemplo se generan de forma reproducible y se revisan visualmente.</w:t>
+      </w:r>
+    </w:p>
+    <w:p>
+      <w:r>
+        <w:t>Quedan necesariamente a cargo del ambiente APEX:</w:t>
       </w:r>
     </w:p>
     <w:p>
@@ -2525,53 +3346,7 @@
         <w:t xml:space="preserve">• </w:t>
       </w:r>
       <w:r>
-        <w:t xml:space="preserve">Probar regresión de </w:t>
-      </w:r>
-      <w:r>
-        <w:rPr>
-          <w:rFonts w:ascii="Consolas" w:hAnsi="Consolas"/>
-          <w:color w:val="233648"/>
-          <w:sz w:val="16"/>
-        </w:rPr>
-        <w:t>DOWNLOAD_IG</w:t>
-      </w:r>
-      <w:r>
-        <w:t xml:space="preserve"> y </w:t>
-      </w:r>
-      <w:r>
-        <w:rPr>
-          <w:rFonts w:ascii="Consolas" w:hAnsi="Consolas"/>
-          <w:color w:val="233648"/>
-          <w:sz w:val="16"/>
-        </w:rPr>
-        <w:t>DOWNLOAD_IG_PDF</w:t>
-      </w:r>
-      <w:r>
-        <w:t xml:space="preserve"> al actualizar el paquete.</w:t>
-      </w:r>
-    </w:p>
-    <w:p>
-      <w:r>
-        <w:t>Generar un package distinto por plantilla no se recomienda: duplicaría seguridad, validaciones y correcciones, y elevaría el costo operativo.</w:t>
-      </w:r>
-    </w:p>
-    <w:p>
-      <w:pPr>
-        <w:pStyle w:val="Heading1"/>
-        <w:keepNext/>
-      </w:pPr>
-      <w:r>
-        <w:t>12. Verificación realizada y pendiente</w:t>
-      </w:r>
-    </w:p>
-    <w:p>
-      <w:r>
-        <w:t>La verificación local incluye pruebas unitarias e integrales del compilador, casos de seguridad OOXML, parsing SQL, determinismo, preservación de la última salida válida y contrato estático del package. Las plantillas de ejemplo se generan de forma reproducible y se revisan visualmente.</w:t>
-      </w:r>
-    </w:p>
-    <w:p>
-      <w:r>
-        <w:t>Quedan necesariamente a cargo del ambiente APEX:</w:t>
+        <w:t>compilar el package y body contra APEX 24.2;</w:t>
       </w:r>
     </w:p>
     <w:p>
@@ -2583,7 +3358,7 @@
         <w:t xml:space="preserve">• </w:t>
       </w:r>
       <w:r>
-        <w:t>compilar el package y body contra APEX 24.2;</w:t>
+        <w:t>generar PDF y XLSX reales;</w:t>
       </w:r>
     </w:p>
     <w:p>
@@ -2595,7 +3370,7 @@
         <w:t xml:space="preserve">• </w:t>
       </w:r>
       <w:r>
-        <w:t>generar PDF y XLSX reales;</w:t>
+        <w:t>validar cero filas, máximo de filas y conversiones erróneas;</w:t>
       </w:r>
     </w:p>
     <w:p>
@@ -2607,7 +3382,7 @@
         <w:t xml:space="preserve">• </w:t>
       </w:r>
       <w:r>
-        <w:t>validar cero filas, máximo de filas y conversiones erróneas;</w:t>
+        <w:t>confirmar orientación y anchos con datos representativos;</w:t>
       </w:r>
     </w:p>
     <w:p>
@@ -2619,31 +3394,7 @@
         <w:t xml:space="preserve">• </w:t>
       </w:r>
       <w:r>
-        <w:t>confirmar orientación y anchos con datos representativos;</w:t>
-      </w:r>
-    </w:p>
-    <w:p>
-      <w:pPr>
-        <w:spacing w:after="60"/>
-        <w:ind w:left="369" w:hanging="255"/>
-      </w:pPr>
-      <w:r>
-        <w:t xml:space="preserve">• </w:t>
-      </w:r>
-      <w:r>
-        <w:t>confirmar session state y autorizaciones;</w:t>
-      </w:r>
-    </w:p>
-    <w:p>
-      <w:pPr>
-        <w:spacing w:after="60"/>
-        <w:ind w:left="369" w:hanging="255"/>
-      </w:pPr>
-      <w:r>
-        <w:t xml:space="preserve">• </w:t>
-      </w:r>
-      <w:r>
-        <w:t>ejecutar regresión de las descargas IG existentes.</w:t>
+        <w:t>confirmar session state y autorizaciones.</w:t>
       </w:r>
     </w:p>
     <w:p>
@@ -2781,30 +3532,7 @@
                 <w:rFonts w:ascii="Aptos" w:hAnsi="Aptos"/>
                 <w:sz w:val="16"/>
               </w:rPr>
-              <w:t xml:space="preserve">Package y body </w:t>
-            </w:r>
-            <w:r>
-              <w:rPr>
-                <w:rFonts w:ascii="Aptos" w:hAnsi="Aptos"/>
-                <w:color w:val="233648"/>
-                <w:sz w:val="16"/>
-              </w:rPr>
-              <w:t>VALID</w:t>
-            </w:r>
-            <w:r>
-              <w:rPr>
-                <w:rFonts w:ascii="Aptos" w:hAnsi="Aptos"/>
-                <w:sz w:val="16"/>
-              </w:rPr>
-              <w:t xml:space="preserve">, sin filas en </w:t>
-            </w:r>
-            <w:r>
-              <w:rPr>
-                <w:rFonts w:ascii="Aptos" w:hAnsi="Aptos"/>
-                <w:color w:val="233648"/>
-                <w:sz w:val="16"/>
-              </w:rPr>
-              <w:t>USER_ERRORS</w:t>
+              <w:t>Package y body VALID, sin filas en USER_ERRORS</w:t>
             </w:r>
           </w:p>
         </w:tc>
@@ -3032,7 +3760,7 @@
                 <w:rFonts w:ascii="Aptos" w:hAnsi="Aptos"/>
                 <w:sz w:val="16"/>
               </w:rPr>
-              <w:t>Título centrado; usuario y fecha en pie; tabla legible</w:t>
+              <w:t>Título y campos centrados; usuario y fecha en pie; tabla legible</w:t>
             </w:r>
           </w:p>
         </w:tc>
@@ -3169,7 +3897,6 @@
           </w:tcPr>
           <w:p>
             <w:pPr>
-              <w:keepNext/>
               <w:spacing w:after="0"/>
             </w:pPr>
             <w:r>
@@ -3195,7 +3922,6 @@
           </w:tcPr>
           <w:p>
             <w:pPr>
-              <w:keepNext/>
               <w:spacing w:after="0"/>
             </w:pPr>
             <w:r>
@@ -3203,77 +3929,7 @@
                 <w:rFonts w:ascii="Aptos" w:hAnsi="Aptos"/>
                 <w:sz w:val="16"/>
               </w:rPr>
-              <w:t xml:space="preserve">Nunca se exportan más filas que </w:t>
-            </w:r>
-            <w:r>
-              <w:rPr>
-                <w:rFonts w:ascii="Aptos" w:hAnsi="Aptos"/>
-                <w:color w:val="233648"/>
-                <w:sz w:val="16"/>
-              </w:rPr>
-              <w:t>p_max_rows</w:t>
-            </w:r>
-            <w:r>
-              <w:rPr>
-                <w:rFonts w:ascii="Aptos" w:hAnsi="Aptos"/>
-                <w:sz w:val="16"/>
-              </w:rPr>
-              <w:t>; la entrada inválida produce error controlado</w:t>
-            </w:r>
-          </w:p>
-        </w:tc>
-      </w:tr>
-      <w:tr>
-        <w:trPr>
-          <w:cantSplit w:val="true"/>
-        </w:trPr>
-        <w:tc>
-          <w:tcPr>
-            <w:tcW w:type="dxa" w:w="4986"/>
-            <w:vAlign w:val="center"/>
-            <w:tcMar>
-              <w:top w:w="90" w:type="dxa"/>
-              <w:start w:w="110" w:type="dxa"/>
-              <w:bottom w:w="90" w:type="dxa"/>
-              <w:end w:w="110" w:type="dxa"/>
-            </w:tcMar>
-            <w:shd w:fill="FFFFFF"/>
-          </w:tcPr>
-          <w:p>
-            <w:pPr>
-              <w:spacing w:after="0"/>
-            </w:pPr>
-            <w:r>
-              <w:rPr>
-                <w:rFonts w:ascii="Aptos" w:hAnsi="Aptos"/>
-                <w:sz w:val="16"/>
-              </w:rPr>
-              <w:t>Compatibilidad</w:t>
-            </w:r>
-          </w:p>
-        </w:tc>
-        <w:tc>
-          <w:tcPr>
-            <w:tcW w:type="dxa" w:w="4986"/>
-            <w:vAlign w:val="center"/>
-            <w:tcMar>
-              <w:top w:w="90" w:type="dxa"/>
-              <w:start w:w="110" w:type="dxa"/>
-              <w:bottom w:w="90" w:type="dxa"/>
-              <w:end w:w="110" w:type="dxa"/>
-            </w:tcMar>
-            <w:shd w:fill="FFFFFF"/>
-          </w:tcPr>
-          <w:p>
-            <w:pPr>
-              <w:spacing w:after="0"/>
-            </w:pPr>
-            <w:r>
-              <w:rPr>
-                <w:rFonts w:ascii="Aptos" w:hAnsi="Aptos"/>
-                <w:sz w:val="16"/>
-              </w:rPr>
-              <w:t>Reportes IG anteriores continúan funcionando</w:t>
+              <w:t>Nunca se exportan más filas que p_max_rows; la entrada inválida produce error controlado</w:t>
             </w:r>
           </w:p>
         </w:tc>

--- a/deliverables/Informe_de_alcance_y_limitaciones.docx
+++ b/deliverables/Informe_de_alcance_y_limitaciones.docx
@@ -2367,17 +2367,6 @@
                 <w:color w:val="233648"/>
                 <w:sz w:val="16"/>
               </w:rPr>
-              <w:t xml:space="preserve">    p_max_rows               IN PLS_INTEGER DEFAULT 1000,</w:t>
-            </w:r>
-            <w:r>
-              <w:br/>
-            </w:r>
-            <w:r>
-              <w:rPr>
-                <w:rFonts w:ascii="Consolas" w:hAnsi="Consolas"/>
-                <w:color w:val="233648"/>
-                <w:sz w:val="16"/>
-              </w:rPr>
               <w:t xml:space="preserve">    p_excluded_columns_json  IN CLOB DEFAULT NULL,</w:t>
             </w:r>
             <w:r>
@@ -3193,29 +3182,7 @@
     </w:p>
     <w:p>
       <w:r>
-        <w:t xml:space="preserve">Los límites reales dependen de Oracle, ORDS, memoria, complejidad SQL y configuración de la aplicación. Cada reporte debe tener </w:t>
-      </w:r>
-      <w:r>
-        <w:rPr>
-          <w:rFonts w:ascii="Consolas" w:hAnsi="Consolas"/>
-          <w:color w:val="233648"/>
-          <w:sz w:val="16"/>
-        </w:rPr>
-        <w:t>p_max_rows</w:t>
-      </w:r>
-      <w:r>
-        <w:t xml:space="preserve">, consultas indexables y pruebas con volumen representativo. </w:t>
-      </w:r>
-      <w:r>
-        <w:rPr>
-          <w:rFonts w:ascii="Consolas" w:hAnsi="Consolas"/>
-          <w:color w:val="233648"/>
-          <w:sz w:val="16"/>
-        </w:rPr>
-        <w:t>p_max_rows</w:t>
-      </w:r>
-      <w:r>
-        <w:t xml:space="preserve"> limita la salida; si existen filas adicionales, la exportación queda truncada a ese máximo y no se promete un error de desbordamiento.</w:t>
+        <w:t>Los límites reales dependen de Oracle, ORDS, memoria, complejidad SQL y configuración de la aplicación. Cada reporte debe tener filtros adecuados, consultas indexables y pruebas con volumen representativo. No existe límite de filas: el reporte exporta todas las filas que devuelve la consulta. El volumen se controla con los filtros, que Informática revisa antes de publicar el reporte.</w:t>
       </w:r>
     </w:p>
     <w:p>
@@ -3229,7 +3196,7 @@
     </w:p>
     <w:p>
       <w:r>
-        <w:t>PDF es el formato visual principal. Algunos atributos de página o estilo no tienen un equivalente idéntico en XLSX. En particular, XLSX no garantiza encabezado o pie de página, orientación ni anchos idénticos a los observados en el PDF.</w:t>
+        <w:t>PDF es el formato visual principal. Algunos atributos de página o estilo no tienen un equivalente idéntico en XLSX. El XLSX se genera deliberadamente sin encabezado ni pie de página: contiene solo la fila de títulos de columna y los datos, para que pueda filtrarse y analizarse directamente. Además, XLSX no garantiza orientación ni anchos idénticos a los observados en el PDF.</w:t>
       </w:r>
     </w:p>
     <w:p>
@@ -3370,7 +3337,7 @@
         <w:t xml:space="preserve">• </w:t>
       </w:r>
       <w:r>
-        <w:t>validar cero filas, máximo de filas y conversiones erróneas;</w:t>
+        <w:t>validar cero filas, volúmenes grandes y conversiones erróneas;</w:t>
       </w:r>
     </w:p>
     <w:p>
@@ -3904,7 +3871,7 @@
                 <w:rFonts w:ascii="Aptos" w:hAnsi="Aptos"/>
                 <w:sz w:val="16"/>
               </w:rPr>
-              <w:t>Límites</w:t>
+              <w:t>Volumen</w:t>
             </w:r>
           </w:p>
         </w:tc>
@@ -3929,7 +3896,7 @@
                 <w:rFonts w:ascii="Aptos" w:hAnsi="Aptos"/>
                 <w:sz w:val="16"/>
               </w:rPr>
-              <w:t>Nunca se exportan más filas que p_max_rows; la entrada inválida produce error controlado</w:t>
+              <w:t>Se exportan todas las filas de la consulta; la entrada inválida produce error controlado</w:t>
             </w:r>
           </w:p>
         </w:tc>
